--- a/docs/analysis/risk_appetite/out/Mery_reagirovaniya_FSM_v1.0.docx
+++ b/docs/analysis/risk_appetite/out/Mery_reagirovaniya_FSM_v1.0.docx
@@ -2614,7 +2614,21 @@
         <w:rPr>
           <w:color w:val="0B0B0B"/>
         </w:rPr>
-        <w:t>. Две метрики CoR исключены — их разметка недействительна, пока открыт вопрос об источнике ряда.</w:t>
+        <w:t>. Две метрики CoR в основной прогон не входят: они размечены замещающим методом, и граница красной зоны и пороги триггеров по ним — предложение. Справочно, с предложенными порогами: 64 наблюдения, R0 48, R1 12, R2 3, R3 1 (</w:t>
+      </w:r>
+      <w:r>
+        <w:rPr>
+          <w:rFonts w:ascii="Consolas" w:hAnsi="Consolas"/>
+          <w:color w:val="0B0B0B"/>
+          <w:sz w:val="19"/>
+        </w:rPr>
+        <w:t>calib/method_selection.py</w:t>
+      </w:r>
+      <w:r>
+        <w:rPr>
+          <w:color w:val="0B0B0B"/>
+        </w:rPr>
+        <w:t>).</w:t>
       </w:r>
     </w:p>
     <w:tbl>
@@ -4062,13 +4076,13 @@
           <w:b/>
           <w:color w:val="0B0B0B"/>
         </w:rPr>
-        <w:t>Две метрики CoR не размечены.</w:t>
+        <w:t>Две метрики CoR размечены предварительно.</w:t>
       </w:r>
       <w:r>
         <w:rPr>
           <w:color w:val="0B0B0B"/>
         </w:rPr>
-        <w:t xml:space="preserve"> Неизвестно, чем является их ряд — расходом за период</w:t>
+        <w:t xml:space="preserve"> Они не выполняют условие однородности</w:t>
       </w:r>
     </w:p>
     <w:p>
@@ -4079,7 +4093,7 @@
         <w:rPr>
           <w:color w:val="0B0B0B"/>
         </w:rPr>
-        <w:t>или годовым уровнем. Пока это не выяснено, любые зоны по CoR предварительны.</w:t>
+        <w:t>хода (К2) и размечены замещающим методом — 90-м процентилем значений за 36 месяцев. Формула расчёта ряда не подтверждена; до подтверждения зоны по CoR предварительны.</w:t>
       </w:r>
     </w:p>
     <w:p>
@@ -4091,13 +4105,13 @@
           <w:b/>
           <w:color w:val="0B0B0B"/>
         </w:rPr>
-        <w:t>Метрика, на которой всё построено, сама под вопросом.</w:t>
+        <w:t>Переопределение знаменателя машина не ловит.</w:t>
       </w:r>
       <w:r>
         <w:rPr>
           <w:color w:val="0B0B0B"/>
         </w:rPr>
-        <w:t xml:space="preserve"> Коэффициент топ-20 делится</w:t>
+        <w:t xml:space="preserve"> Знаменатель топ-20 — балансовый</w:t>
       </w:r>
     </w:p>
     <w:p>
@@ -4108,7 +4122,7 @@
         <w:rPr>
           <w:color w:val="0B0B0B"/>
         </w:rPr>
-        <w:t>на собственный капитал, а в одном и том же отчёте на 01.07.2026 два разных собственных капитала: 442 346 млн ₸ в знаменателе топ-20 и 550 245 млн ₸ в знаменателе k2. При первом метрика даёт перелимит 6,50 пп, при втором — запас 13,40 пп. До ответа на этот вопрос неизвестно даже, есть ли нарушение сегодня (находка Г46).</w:t>
+        <w:t>собственный капитал; выбор сознательный, находка Г46 отозвана 17.09.2026. Но изменение состава числителя или знаменателя не видно ни зоне, ни триггерам: с точки зрения ряда ничего не произошло. Защита только процедурная — такое изменение выносится отдельным решением.</w:t>
       </w:r>
     </w:p>
     <w:p>

--- a/docs/analysis/risk_appetite/out/Mery_reagirovaniya_FSM_v1.0.docx
+++ b/docs/analysis/risk_appetite/out/Mery_reagirovaniya_FSM_v1.0.docx
@@ -2614,7 +2614,7 @@
         <w:rPr>
           <w:color w:val="0B0B0B"/>
         </w:rPr>
-        <w:t>. Две метрики CoR в основной прогон не входят: они размечены замещающим методом, и граница красной зоны и пороги триггеров по ним — предложение. Справочно, с предложенными порогами: 64 наблюдения, R0 48, R1 12, R2 3, R3 1 (</w:t>
+        <w:t>. Две метрики CoR в основной прогон не входят: их разметка предварительна до подтверждения формулы расчёта ряда. Справочно, по квантилю из 29 обычных месяцев: 64 наблюдения, R0 46, R1 11, R2 7, R3 0 (</w:t>
       </w:r>
       <w:r>
         <w:rPr>
@@ -4082,7 +4082,7 @@
         <w:rPr>
           <w:color w:val="0B0B0B"/>
         </w:rPr>
-        <w:t xml:space="preserve"> Они не выполняют условие однородности</w:t>
+        <w:t xml:space="preserve"> Из-за сезона годового закрытия они</w:t>
       </w:r>
     </w:p>
     <w:p>
@@ -4093,7 +4093,7 @@
         <w:rPr>
           <w:color w:val="0B0B0B"/>
         </w:rPr>
-        <w:t>хода (К2) и размечены замещающим методом — 90-м процентилем значений за 36 месяцев. Формула расчёта ряда не подтверждена; до подтверждения зоны по CoR предварительны.</w:t>
+        <w:t>размечены квантилем изменений по 29 обычным месяцам, без февраля–марта. Формула расчёта ряда не подтверждена; до подтверждения зоны по CoR предварительны.</w:t>
       </w:r>
     </w:p>
     <w:p>
